--- a/word_reports/LP_0223_위치_451_Loretta Lynn & Conway 20_.docx
+++ b/word_reports/LP_0223_위치_451_Loretta Lynn & Conway 20_.docx
@@ -4,7 +4,7 @@
   <w:body>
     <w:p>
       <w:pPr>
-        <w:spacing w:after="280"/>
+        <w:spacing w:after="80"/>
       </w:pPr>
       <w:r>
         <w:rPr w:rFonts="맑은 고딕">
@@ -13,94 +13,47 @@
           <w:color w:val="1E3A8A"/>
           <w:sz w:val="30"/>
         </w:rPr>
-        <w:t>[451] Loretta Lynn &amp; Conway 20 - The Very Best of</w:t>
+        <w:t>Loretta Lynn &amp; Conway 20 (로레타 린 &amp; 콘웨이 20) - The Very Best of</w:t>
       </w:r>
     </w:p>
     <w:p>
       <w:pPr>
-        <w:spacing w:after="320"/>
+        <w:spacing w:after="240"/>
       </w:pPr>
       <w:r>
         <w:rPr w:rFonts="맑은 고딕">
           <w:rFonts w:ascii="맑은 고딕" w:hAnsi="맑은 고딕" w:eastAsia="맑은 고딕"/>
           <w:b/>
-          <w:sz w:val="20"/>
+          <w:color w:val="4B5563"/>
+          <w:sz w:val="22"/>
         </w:rPr>
-        <w:t>■ 위치 : 451</w:t>
-        <w:br/>
-      </w:r>
-      <w:r>
-        <w:rPr w:rFonts="맑은 고딕">
-          <w:rFonts w:ascii="맑은 고딕" w:hAnsi="맑은 고딕" w:eastAsia="맑은 고딕"/>
-          <w:b/>
-          <w:sz w:val="20"/>
-        </w:rPr>
-        <w:t>■ 아티스트 : Loretta Lynn &amp; Conway 20</w:t>
-        <w:br/>
-      </w:r>
-      <w:r>
-        <w:rPr w:rFonts="맑은 고딕">
-          <w:rFonts w:ascii="맑은 고딕" w:hAnsi="맑은 고딕" w:eastAsia="맑은 고딕"/>
-          <w:b/>
-          <w:sz w:val="20"/>
-        </w:rPr>
-        <w:t>■ 앨범명 : The Very Best of</w:t>
-        <w:br/>
-      </w:r>
-      <w:r>
-        <w:rPr w:rFonts="맑은 고딕">
-          <w:rFonts w:ascii="맑은 고딕" w:hAnsi="맑은 고딕" w:eastAsia="맑은 고딕"/>
-          <w:b w:val="0"/>
-          <w:sz w:val="20"/>
-        </w:rPr>
-        <w:t>■ 음반 레이블 : MCA Records</w:t>
-        <w:br/>
-      </w:r>
-      <w:r>
-        <w:rPr w:rFonts="맑은 고딕">
-          <w:rFonts w:ascii="맑은 고딕" w:hAnsi="맑은 고딕" w:eastAsia="맑은 고딕"/>
-          <w:b w:val="0"/>
-          <w:sz w:val="20"/>
-        </w:rPr>
-        <w:t>■ 발매년도 : 1979</w:t>
-        <w:br/>
-      </w:r>
-      <w:r>
-        <w:rPr w:rFonts="맑은 고딕">
-          <w:rFonts w:ascii="맑은 고딕" w:hAnsi="맑은 고딕" w:eastAsia="맑은 고딕"/>
-          <w:b w:val="0"/>
-          <w:sz w:val="20"/>
-        </w:rPr>
-        <w:t>■ 장르 : 컨트리 (Country / Honky-Tonk / Nashville Sound)</w:t>
-        <w:br/>
-      </w:r>
-      <w:r>
-        <w:rPr w:rFonts="맑은 고딕">
-          <w:rFonts w:ascii="맑은 고딕" w:hAnsi="맑은 고딕" w:eastAsia="맑은 고딕"/>
-          <w:b w:val="0"/>
-          <w:sz w:val="20"/>
-        </w:rPr>
-        <w:t>■ 주요 수록곡 : 1. After the Fire Is Gone</w:t>
-        <w:br/>
+        <w:t>위치 :  451</w:t>
       </w:r>
     </w:p>
     <w:p>
       <w:pPr>
-        <w:spacing w:after="160"/>
+        <w:spacing w:line="324" w:lineRule="auto" w:before="80" w:after="160"/>
       </w:pPr>
       <w:r>
         <w:rPr w:rFonts="맑은 고딕">
           <w:rFonts w:ascii="맑은 고딕" w:hAnsi="맑은 고딕" w:eastAsia="맑은 고딕"/>
           <w:b/>
           <w:color w:val="1F2937"/>
-          <w:sz w:val="24"/>
+          <w:sz w:val="22"/>
         </w:rPr>
-        <w:t>■ 음반 해설 및 감상 가이드</w:t>
+        <w:t xml:space="preserve">[음반 소개] </w:t>
+      </w:r>
+      <w:r>
+        <w:rPr w:rFonts="맑은 고딕">
+          <w:rFonts w:ascii="맑은 고딕" w:hAnsi="맑은 고딕" w:eastAsia="맑은 고딕"/>
+          <w:b w:val="0"/>
+          <w:sz w:val="21"/>
+        </w:rPr>
       </w:r>
     </w:p>
     <w:p>
       <w:pPr>
-        <w:spacing w:line="312" w:lineRule="auto" w:after="120"/>
+        <w:spacing w:line="324" w:lineRule="auto" w:after="120"/>
       </w:pPr>
       <w:r>
         <w:rPr w:rFonts="맑은 고딕">
@@ -108,51 +61,516 @@
           <w:b w:val="0"/>
           <w:sz w:val="21"/>
         </w:rPr>
-        <w:t>미국 컨트리 음악 역사상 가장 위대한 듀엣으로 꼽히는 로레타 린(Loretta Lynn)과 컨웨이 트위티(Conway Twitty)의 정수를 담아낸 베스트 음반 《The Very Best of》입니다. (표기의 'Conway 20'은 컨트리 거장 컨웨이 트위티를 지칭합니다.) 각자 솔로 아티스트로서도 최고의 정상에 올랐던 두 거장이 결성한 듀오는 1970년대 컨트리 씬을 완전히 지배했습니다. 본 음반은 두 사람이 발표한 수많은 1위 싱글과 그래미 수상 곡들을 한데 모아 이들의 찬란했던 음악적 협업을 한눈에 조망할 수 있는 명반입니다.</w:t>
+        <w:t>컨트리 음악의 위대한 여왕 로레타 린과 벨벳 같은 중저음의 거장 콘웨이 트위티가 이룩한 하모니는 20세기 미국 대중음악사가 남긴 가장 찬란한 유산 중 하나입니다. 이 베스트 음반은 두 거장이 서로의 영혼을 교감하며 빚어낸 황금빛 전성기 시절의 듀엣 명곡들을 정갈하게 응축하여 담아내고 있습니다. 흙내음 머금은 진솔한 서사와 삶의 애환을 품은 멜로디는 아날로그 바이닐의 고즈넉한 홈을 타고 오늘날에도 변치 않는 묵직한 울림을 전합니다. 시대를 초월하여 사랑과 인생의 본질을 노래한 이 걸작은 남녀 듀엣 보컬의 가장 이상적인 정점을 유려하게 증명해 보입니다.</w:t>
       </w:r>
     </w:p>
     <w:p>
       <w:pPr>
-        <w:spacing w:line="312" w:lineRule="auto" w:after="120"/>
+        <w:spacing w:line="324" w:lineRule="auto" w:before="200" w:after="80"/>
       </w:pPr>
+      <w:r>
+        <w:rPr w:rFonts="맑은 고딕">
+          <w:rFonts w:ascii="맑은 고딕" w:hAnsi="맑은 고딕" w:eastAsia="맑은 고딕"/>
+          <w:b/>
+          <w:color w:val="1E3A8A"/>
+          <w:sz w:val="24"/>
+        </w:rPr>
+        <w:t>1. 음반 데이터</w:t>
+      </w:r>
+    </w:p>
+    <w:p>
+      <w:pPr>
+        <w:spacing w:line="324" w:lineRule="auto" w:after="80"/>
+      </w:pPr>
+      <w:r>
+        <w:rPr w:rFonts="맑은 고딕">
+          <w:rFonts w:ascii="맑은 고딕" w:hAnsi="맑은 고딕" w:eastAsia="맑은 고딕"/>
+          <w:b w:val="0"/>
+          <w:color w:val="6B7280"/>
+          <w:sz w:val="21"/>
+        </w:rPr>
+        <w:t xml:space="preserve">· </w:t>
+      </w:r>
+      <w:r>
+        <w:rPr w:rFonts="맑은 고딕">
+          <w:rFonts w:ascii="맑은 고딕" w:hAnsi="맑은 고딕" w:eastAsia="맑은 고딕"/>
+          <w:b/>
+          <w:color w:val="1F2937"/>
+          <w:sz w:val="21"/>
+        </w:rPr>
+        <w:t xml:space="preserve">앨범명: </w:t>
+      </w:r>
       <w:r>
         <w:rPr w:rFonts="맑은 고딕">
           <w:rFonts w:ascii="맑은 고딕" w:hAnsi="맑은 고딕" w:eastAsia="맑은 고딕"/>
           <w:b w:val="0"/>
           <w:sz w:val="21"/>
         </w:rPr>
-        <w:t>음악적으로 이 앨범은 켄터키 광산촌 출신 로레타 린의 솔직하고 진솔한 흙냄새 나는 보컬과, 미시시피 출신 컨웨이 트위티의 세련되고 깊이 있는 벨벳 보이스가 이루는 완벽한 대조와 조화를 보여줍니다. traditional 호키통크(Honky-Tonk)의 감성과 1970년대 내쉬빌 사운드(Nashville Sound)의 매끄러운 편곡이 어우러져, 남녀 간의 사랑과 이별, 현실적인 삶의 애환을 극적으로 그려냅니다. 두 사람의 목소리가 교차할 때 발생하는 음색의 케미스트리는 인위적인 연출로는 도달할 수 없는 깊은 진정성을 전달합니다.</w:t>
+        <w:t>The Very Best of</w:t>
       </w:r>
     </w:p>
     <w:p>
       <w:pPr>
-        <w:spacing w:line="312" w:lineRule="auto" w:after="120"/>
+        <w:spacing w:line="324" w:lineRule="auto" w:after="80"/>
       </w:pPr>
+      <w:r>
+        <w:rPr w:rFonts="맑은 고딕">
+          <w:rFonts w:ascii="맑은 고딕" w:hAnsi="맑은 고딕" w:eastAsia="맑은 고딕"/>
+          <w:b w:val="0"/>
+          <w:color w:val="6B7280"/>
+          <w:sz w:val="21"/>
+        </w:rPr>
+        <w:t xml:space="preserve">· </w:t>
+      </w:r>
+      <w:r>
+        <w:rPr w:rFonts="맑은 고딕">
+          <w:rFonts w:ascii="맑은 고딕" w:hAnsi="맑은 고딕" w:eastAsia="맑은 고딕"/>
+          <w:b/>
+          <w:color w:val="1F2937"/>
+          <w:sz w:val="21"/>
+        </w:rPr>
+        <w:t xml:space="preserve">아티스트: </w:t>
+      </w:r>
       <w:r>
         <w:rPr w:rFonts="맑은 고딕">
           <w:rFonts w:ascii="맑은 고딕" w:hAnsi="맑은 고딕" w:eastAsia="맑은 고딕"/>
           <w:b w:val="0"/>
           <w:sz w:val="21"/>
         </w:rPr>
-        <w:t>수록곡 중 두 사람에게 첫 그래미 어워드 수상을 안겨준 &lt;After the Fire Is Gone&gt;은 식어버린 사랑 뒤에 남은 쓸쓸함을 담담하면서도 호소력 있게 노래한 불후의 명곡입니다. 또한 신나는 템포와 재치 있는 가사, 완벽한 호흡이 돋보이는 대표곡 &lt;Louisiana Woman, Mississippi Man&gt;은 컨트리 듀엣 음악이 보여줄 수 있는 가장 역동적인 즐거움을 선사합니다. 전화 통화 형식을 빌려 이별의 순간을 드라마틱하게 연출한 &lt;As Soon as I Hang Up the Phone&gt; 역시 이들만이 소화할 수 있는 탁월한 서사적 연주와 보컬이 돋보이는 트랙입니다.</w:t>
+        <w:t>Loretta Lynn &amp; Conway 20 (로레타 린 &amp; 콘웨이 20)</w:t>
       </w:r>
     </w:p>
     <w:p>
       <w:pPr>
-        <w:spacing w:line="312" w:lineRule="auto" w:after="120"/>
+        <w:spacing w:line="324" w:lineRule="auto" w:after="80"/>
       </w:pPr>
+      <w:r>
+        <w:rPr w:rFonts="맑은 고딕">
+          <w:rFonts w:ascii="맑은 고딕" w:hAnsi="맑은 고딕" w:eastAsia="맑은 고딕"/>
+          <w:b w:val="0"/>
+          <w:color w:val="6B7280"/>
+          <w:sz w:val="21"/>
+        </w:rPr>
+        <w:t xml:space="preserve">· </w:t>
+      </w:r>
+      <w:r>
+        <w:rPr w:rFonts="맑은 고딕">
+          <w:rFonts w:ascii="맑은 고딕" w:hAnsi="맑은 고딕" w:eastAsia="맑은 고딕"/>
+          <w:b/>
+          <w:color w:val="1F2937"/>
+          <w:sz w:val="21"/>
+        </w:rPr>
+        <w:t xml:space="preserve">발매 정보: </w:t>
+      </w:r>
       <w:r>
         <w:rPr w:rFonts="맑은 고딕">
           <w:rFonts w:ascii="맑은 고딕" w:hAnsi="맑은 고딕" w:eastAsia="맑은 고딕"/>
           <w:b w:val="0"/>
           <w:sz w:val="21"/>
         </w:rPr>
-        <w:t>아날로그 LP 포맷으로 감상하는 이 음반은 70년대 내쉬빌 스튜디오의 따뜻한 풍성함과 두 거장의 숨소리까지 생생하게 살려냅니다. 로레타 린의 날카로우면서도 정감 어린 음색과 컨웨이 트위티의 묵직한 중저음이 LP 특유의 질감과 만나 정통 컨트리 음악의 진수를 선사합니다. 컨트리 음악의 황금기를 상징하는 이 음반은 클래식 컨트리 애호가는 물론, 두 명창이 만들어내는 완벽한 하모니의 감동을 느끼고자 하는 모든 음악 팬들에게 소장 가치가 높은 유산입니다.</w:t>
+        <w:t>1970년대부터 1980년대 초반까지 컨트리 듀엣의 전설을 써 내려간 콘웨이 트위티와 로레타 린의 대표적 히트 트랙들을 엄선하여 발매된 정통 컴필레이션 바이닐입니다. MCA 레코드의 풍부한 아카이브 속에서 두 거장의 호흡이 가장 완벽했던 순간들을 집대성한 역사적 가치를 지닙니다.</w:t>
+      </w:r>
+    </w:p>
+    <w:p>
+      <w:pPr>
+        <w:spacing w:line="324" w:lineRule="auto" w:after="80"/>
+      </w:pPr>
+      <w:r>
+        <w:rPr w:rFonts="맑은 고딕">
+          <w:rFonts w:ascii="맑은 고딕" w:hAnsi="맑은 고딕" w:eastAsia="맑은 고딕"/>
+          <w:b w:val="0"/>
+          <w:color w:val="6B7280"/>
+          <w:sz w:val="21"/>
+        </w:rPr>
+        <w:t xml:space="preserve">· </w:t>
+      </w:r>
+      <w:r>
+        <w:rPr w:rFonts="맑은 고딕">
+          <w:rFonts w:ascii="맑은 고딕" w:hAnsi="맑은 고딕" w:eastAsia="맑은 고딕"/>
+          <w:b/>
+          <w:color w:val="1F2937"/>
+          <w:sz w:val="21"/>
+        </w:rPr>
+        <w:t xml:space="preserve">LP 인기도(판매량): </w:t>
+      </w:r>
+      <w:r>
+        <w:rPr w:rFonts="맑은 고딕">
+          <w:rFonts w:ascii="맑은 고딕" w:hAnsi="맑은 고딕" w:eastAsia="맑은 고딕"/>
+          <w:b w:val="0"/>
+          <w:sz w:val="21"/>
+        </w:rPr>
+        <w:t>수록곡들이 빌보드 핫 컨트리 싱글 차트에서 5연속 1위를 비롯해 수많은 톱 차트를 석권했던 만큼, 발매 당시 미국 전역과 해외 시장에서 플래티넘 및 골드 음반에 준하는 높은 판매고를 기록하며 대중적인 스테디셀러로 군림했습니다.</w:t>
+      </w:r>
+    </w:p>
+    <w:p>
+      <w:pPr>
+        <w:spacing w:line="324" w:lineRule="auto" w:after="80"/>
+      </w:pPr>
+      <w:r>
+        <w:rPr w:rFonts="맑은 고딕">
+          <w:rFonts w:ascii="맑은 고딕" w:hAnsi="맑은 고딕" w:eastAsia="맑은 고딕"/>
+          <w:b w:val="0"/>
+          <w:color w:val="6B7280"/>
+          <w:sz w:val="21"/>
+        </w:rPr>
+        <w:t xml:space="preserve">· </w:t>
+      </w:r>
+      <w:r>
+        <w:rPr w:rFonts="맑은 고딕">
+          <w:rFonts w:ascii="맑은 고딕" w:hAnsi="맑은 고딕" w:eastAsia="맑은 고딕"/>
+          <w:b/>
+          <w:color w:val="1F2937"/>
+          <w:sz w:val="21"/>
+        </w:rPr>
+        <w:t xml:space="preserve">각종 수상경력: </w:t>
+      </w:r>
+      <w:r>
+        <w:rPr w:rFonts="맑은 고딕">
+          <w:rFonts w:ascii="맑은 고딕" w:hAnsi="맑은 고딕" w:eastAsia="맑은 고딕"/>
+          <w:b w:val="0"/>
+          <w:sz w:val="21"/>
+        </w:rPr>
+        <w:t>1972년부터 1975년까지 4년 연속 컨트리 음악 협회(CMA) '올해의 보컬 듀오'를 독식하였으며, 그래미 어워드 '최우수 컨트리 보컬 퍼포먼스(듀오/그룹)' 부문을 수상하는 등 음악적 완성도와 상업적 성과를 모두 공인받았습니다.</w:t>
+      </w:r>
+    </w:p>
+    <w:p>
+      <w:pPr>
+        <w:spacing w:line="324" w:lineRule="auto" w:before="200" w:after="80"/>
+      </w:pPr>
+      <w:r>
+        <w:rPr w:rFonts="맑은 고딕">
+          <w:rFonts w:ascii="맑은 고딕" w:hAnsi="맑은 고딕" w:eastAsia="맑은 고딕"/>
+          <w:b/>
+          <w:color w:val="1E3A8A"/>
+          <w:sz w:val="24"/>
+        </w:rPr>
+        <w:t>2. 아티스트 정보</w:t>
+      </w:r>
+    </w:p>
+    <w:p>
+      <w:pPr>
+        <w:spacing w:line="324" w:lineRule="auto" w:after="80"/>
+      </w:pPr>
+      <w:r>
+        <w:rPr w:rFonts="맑은 고딕">
+          <w:rFonts w:ascii="맑은 고딕" w:hAnsi="맑은 고딕" w:eastAsia="맑은 고딕"/>
+          <w:b w:val="0"/>
+          <w:color w:val="6B7280"/>
+          <w:sz w:val="21"/>
+        </w:rPr>
+        <w:t xml:space="preserve">· </w:t>
+      </w:r>
+      <w:r>
+        <w:rPr w:rFonts="맑은 고딕">
+          <w:rFonts w:ascii="맑은 고딕" w:hAnsi="맑은 고딕" w:eastAsia="맑은 고딕"/>
+          <w:b/>
+          <w:color w:val="1F2937"/>
+          <w:sz w:val="21"/>
+        </w:rPr>
+        <w:t xml:space="preserve">국적: </w:t>
+      </w:r>
+      <w:r>
+        <w:rPr w:rFonts="맑은 고딕">
+          <w:rFonts w:ascii="맑은 고딕" w:hAnsi="맑은 고딕" w:eastAsia="맑은 고딕"/>
+          <w:b w:val="0"/>
+          <w:sz w:val="21"/>
+        </w:rPr>
+        <w:t>미국 (United States)</w:t>
+      </w:r>
+    </w:p>
+    <w:p>
+      <w:pPr>
+        <w:spacing w:line="324" w:lineRule="auto" w:after="80"/>
+      </w:pPr>
+      <w:r>
+        <w:rPr w:rFonts="맑은 고딕">
+          <w:rFonts w:ascii="맑은 고딕" w:hAnsi="맑은 고딕" w:eastAsia="맑은 고딕"/>
+          <w:b w:val="0"/>
+          <w:color w:val="6B7280"/>
+          <w:sz w:val="21"/>
+        </w:rPr>
+        <w:t xml:space="preserve">· </w:t>
+      </w:r>
+      <w:r>
+        <w:rPr w:rFonts="맑은 고딕">
+          <w:rFonts w:ascii="맑은 고딕" w:hAnsi="맑은 고딕" w:eastAsia="맑은 고딕"/>
+          <w:b/>
+          <w:color w:val="1F2937"/>
+          <w:sz w:val="21"/>
+        </w:rPr>
+        <w:t xml:space="preserve">생몰년도: </w:t>
+      </w:r>
+      <w:r>
+        <w:rPr w:rFonts="맑은 고딕">
+          <w:rFonts w:ascii="맑은 고딕" w:hAnsi="맑은 고딕" w:eastAsia="맑은 고딕"/>
+          <w:b w:val="0"/>
+          <w:sz w:val="21"/>
+        </w:rPr>
+        <w:t>로레타 린(1932년 ~ 2022년), 콘웨이 트위티(1933년 ~ 1993년) / 듀오 활동 개시: 1971년</w:t>
+      </w:r>
+    </w:p>
+    <w:p>
+      <w:pPr>
+        <w:spacing w:line="324" w:lineRule="auto" w:after="80"/>
+      </w:pPr>
+      <w:r>
+        <w:rPr w:rFonts="맑은 고딕">
+          <w:rFonts w:ascii="맑은 고딕" w:hAnsi="맑은 고딕" w:eastAsia="맑은 고딕"/>
+          <w:b w:val="0"/>
+          <w:color w:val="6B7280"/>
+          <w:sz w:val="21"/>
+        </w:rPr>
+        <w:t xml:space="preserve">· </w:t>
+      </w:r>
+      <w:r>
+        <w:rPr w:rFonts="맑은 고딕">
+          <w:rFonts w:ascii="맑은 고딕" w:hAnsi="맑은 고딕" w:eastAsia="맑은 고딕"/>
+          <w:b/>
+          <w:color w:val="1F2937"/>
+          <w:sz w:val="21"/>
+        </w:rPr>
+        <w:t xml:space="preserve">그룹 소속: </w:t>
+      </w:r>
+      <w:r>
+        <w:rPr w:rFonts="맑은 고딕">
+          <w:rFonts w:ascii="맑은 고딕" w:hAnsi="맑은 고딕" w:eastAsia="맑은 고딕"/>
+          <w:b w:val="0"/>
+          <w:sz w:val="21"/>
+        </w:rPr>
+        <w:t>듀오 (Duo / 보컬 듀엣 프로젝트)</w:t>
+      </w:r>
+    </w:p>
+    <w:p>
+      <w:pPr>
+        <w:spacing w:line="324" w:lineRule="auto" w:after="80"/>
+      </w:pPr>
+      <w:r>
+        <w:rPr w:rFonts="맑은 고딕">
+          <w:rFonts w:ascii="맑은 고딕" w:hAnsi="맑은 고딕" w:eastAsia="맑은 고딕"/>
+          <w:b w:val="0"/>
+          <w:color w:val="6B7280"/>
+          <w:sz w:val="21"/>
+        </w:rPr>
+        <w:t xml:space="preserve">· </w:t>
+      </w:r>
+      <w:r>
+        <w:rPr w:rFonts="맑은 고딕">
+          <w:rFonts w:ascii="맑은 고딕" w:hAnsi="맑은 고딕" w:eastAsia="맑은 고딕"/>
+          <w:b/>
+          <w:color w:val="1F2937"/>
+          <w:sz w:val="21"/>
+        </w:rPr>
+        <w:t xml:space="preserve">아티스트 소개: </w:t>
+      </w:r>
+      <w:r>
+        <w:rPr w:rFonts="맑은 고딕">
+          <w:rFonts w:ascii="맑은 고딕" w:hAnsi="맑은 고딕" w:eastAsia="맑은 고딕"/>
+          <w:b w:val="0"/>
+          <w:sz w:val="21"/>
+        </w:rPr>
+        <w:t>로레타 린의 거칠 것 없는 당당하고 서정적인 가창과 콘웨이 트위티의 부드럽고 호소력 짙은 보이스는 완벽한 음색적 대위법을 형성하며 대중음악계의 독보적인 위치를 점했습니다. 솔로 아티스트로서도 이미 전설이었던 두 사람이 빚어낸 듀엣은 남녀 간의 복잡한 감정선을 가장 진솔하게 그려내며 팝과 컨트리 음악의 경계를 넘어 시대를 위로한 거목으로 남아 있습니다.</w:t>
+      </w:r>
+    </w:p>
+    <w:p>
+      <w:pPr>
+        <w:spacing w:line="324" w:lineRule="auto" w:before="200" w:after="80"/>
+      </w:pPr>
+      <w:r>
+        <w:rPr w:rFonts="맑은 고딕">
+          <w:rFonts w:ascii="맑은 고딕" w:hAnsi="맑은 고딕" w:eastAsia="맑은 고딕"/>
+          <w:b/>
+          <w:color w:val="1E3A8A"/>
+          <w:sz w:val="24"/>
+        </w:rPr>
+        <w:t>3. 음반 상세 분석</w:t>
+      </w:r>
+    </w:p>
+    <w:p>
+      <w:pPr>
+        <w:spacing w:line="324" w:lineRule="auto" w:after="80"/>
+      </w:pPr>
+      <w:r>
+        <w:rPr w:rFonts="맑은 고딕">
+          <w:rFonts w:ascii="맑은 고딕" w:hAnsi="맑은 고딕" w:eastAsia="맑은 고딕"/>
+          <w:b w:val="0"/>
+          <w:color w:val="6B7280"/>
+          <w:sz w:val="21"/>
+        </w:rPr>
+        <w:t xml:space="preserve">· </w:t>
+      </w:r>
+      <w:r>
+        <w:rPr w:rFonts="맑은 고딕">
+          <w:rFonts w:ascii="맑은 고딕" w:hAnsi="맑은 고딕" w:eastAsia="맑은 고딕"/>
+          <w:b/>
+          <w:color w:val="1F2937"/>
+          <w:sz w:val="21"/>
+        </w:rPr>
+        <w:t xml:space="preserve">역사적 위치: </w:t>
+      </w:r>
+      <w:r>
+        <w:rPr w:rFonts="맑은 고딕">
+          <w:rFonts w:ascii="맑은 고딕" w:hAnsi="맑은 고딕" w:eastAsia="맑은 고딕"/>
+          <w:b w:val="0"/>
+          <w:sz w:val="21"/>
+        </w:rPr>
+        <w:t>본 앨범은 솔로 스타 두 명이 결합했을 때 발생할 수 있는 시너지를 극대화하여 팝/컨트리 듀엣의 교과서적인 완성도를 보여준 음반입니다. 상업적 기획을 넘어 두 아티스트의 예술적 교감이 만들어낸 음악적 균형미는 후대 혼성 듀오 아티스트들에게 영원한 나침반 역할을 하고 있습니다.</w:t>
+      </w:r>
+    </w:p>
+    <w:p>
+      <w:pPr>
+        <w:spacing w:line="324" w:lineRule="auto" w:after="80"/>
+      </w:pPr>
+      <w:r>
+        <w:rPr w:rFonts="맑은 고딕">
+          <w:rFonts w:ascii="맑은 고딕" w:hAnsi="맑은 고딕" w:eastAsia="맑은 고딕"/>
+          <w:b w:val="0"/>
+          <w:color w:val="6B7280"/>
+          <w:sz w:val="21"/>
+        </w:rPr>
+        <w:t xml:space="preserve">· </w:t>
+      </w:r>
+      <w:r>
+        <w:rPr w:rFonts="맑은 고딕">
+          <w:rFonts w:ascii="맑은 고딕" w:hAnsi="맑은 고딕" w:eastAsia="맑은 고딕"/>
+          <w:b/>
+          <w:color w:val="1F2937"/>
+          <w:sz w:val="21"/>
+        </w:rPr>
+        <w:t xml:space="preserve">시대의 흔적(스토리텔링): </w:t>
+      </w:r>
+      <w:r>
+        <w:rPr w:rFonts="맑은 고딕">
+          <w:rFonts w:ascii="맑은 고딕" w:hAnsi="맑은 고딕" w:eastAsia="맑은 고딕"/>
+          <w:b w:val="0"/>
+          <w:sz w:val="21"/>
+        </w:rPr>
+        <w:t>1970년대 급변하는 산업화의 파고 속에서 삶의 무게와 소외를 마주했던 당대 대중들에게 이들의 노래는 안식처이자 따뜻한 온기였습니다. 시골 마을 주크박스에서, 혹은 고된 하루를 마친 가정의 턴테이블 위에서 회전하던 이 멜로디들은 당대 청춘과 중장년층 모두의 가슴을 적신 낭만과 회한의 정서적 기록입니다.</w:t>
+      </w:r>
+    </w:p>
+    <w:p>
+      <w:pPr>
+        <w:spacing w:line="324" w:lineRule="auto" w:before="200" w:after="80"/>
+      </w:pPr>
+      <w:r>
+        <w:rPr w:rFonts="맑은 고딕">
+          <w:rFonts w:ascii="맑은 고딕" w:hAnsi="맑은 고딕" w:eastAsia="맑은 고딕"/>
+          <w:b/>
+          <w:color w:val="1E3A8A"/>
+          <w:sz w:val="24"/>
+        </w:rPr>
+        <w:t>4. 주요 수록곡 및 감상 제언</w:t>
+      </w:r>
+    </w:p>
+    <w:p>
+      <w:pPr>
+        <w:spacing w:line="324" w:lineRule="auto" w:after="80"/>
+      </w:pPr>
+      <w:r>
+        <w:rPr w:rFonts="맑은 고딕">
+          <w:rFonts w:ascii="맑은 고딕" w:hAnsi="맑은 고딕" w:eastAsia="맑은 고딕"/>
+          <w:b w:val="0"/>
+          <w:color w:val="6B7280"/>
+          <w:sz w:val="21"/>
+        </w:rPr>
+        <w:t xml:space="preserve">· </w:t>
+      </w:r>
+      <w:r>
+        <w:rPr w:rFonts="맑은 고딕">
+          <w:rFonts w:ascii="맑은 고딕" w:hAnsi="맑은 고딕" w:eastAsia="맑은 고딕"/>
+          <w:b/>
+          <w:color w:val="1F2937"/>
+          <w:sz w:val="21"/>
+        </w:rPr>
+        <w:t xml:space="preserve">주요 수록곡 특징: </w:t>
+      </w:r>
+      <w:r>
+        <w:rPr w:rFonts="맑은 고딕">
+          <w:rFonts w:ascii="맑은 고딕" w:hAnsi="맑은 고딕" w:eastAsia="맑은 고딕"/>
+          <w:b w:val="0"/>
+          <w:sz w:val="21"/>
+        </w:rPr>
+        <w:t>그래미 수상에 빛나는 'After the Fire Is Gone'은 꺼져가는 사랑의 불씨와 인간적 고뇌를 애절한 하모니로 노래하며 앨범의 품격을 단숨에 끌어올립니다. 또한 컨트리 차트 정상을 차지한 'Lead Me On'과 유쾌하면서도 솔직한 현실 감각이 돋보이는 'Louisiana Woman, Mississippi Man' 등은 두 보컬의 밀고 당기는 절묘한 호흡과 서정적인 멜로디의 정수를 들려줍니다.</w:t>
+      </w:r>
+    </w:p>
+    <w:p>
+      <w:pPr>
+        <w:spacing w:line="324" w:lineRule="auto" w:after="80"/>
+      </w:pPr>
+      <w:r>
+        <w:rPr w:rFonts="맑은 고딕">
+          <w:rFonts w:ascii="맑은 고딕" w:hAnsi="맑은 고딕" w:eastAsia="맑은 고딕"/>
+          <w:b w:val="0"/>
+          <w:color w:val="6B7280"/>
+          <w:sz w:val="21"/>
+        </w:rPr>
+        <w:t xml:space="preserve">· </w:t>
+      </w:r>
+      <w:r>
+        <w:rPr w:rFonts="맑은 고딕">
+          <w:rFonts w:ascii="맑은 고딕" w:hAnsi="맑은 고딕" w:eastAsia="맑은 고딕"/>
+          <w:b/>
+          <w:color w:val="1F2937"/>
+          <w:sz w:val="21"/>
+        </w:rPr>
+        <w:t xml:space="preserve">빈티지 감상 제언: </w:t>
+      </w:r>
+      <w:r>
+        <w:rPr w:rFonts="맑은 고딕">
+          <w:rFonts w:ascii="맑은 고딕" w:hAnsi="맑은 고딕" w:eastAsia="맑은 고딕"/>
+          <w:b w:val="0"/>
+          <w:sz w:val="21"/>
+        </w:rPr>
+        <w:t>진공관 앰프의 따스한 배음과 묵직한 카트리지를 통해 재생할 때, 로레타 린의 날카로우면서도 깊은 고음과 콘웨이 트위티의 둥글고 풍성한 바리톤이 마치 눈앞의 무대에서 마주 보고 노래하듯 선명한 입체감으로 되살아납니다. 자연스러운 LP 특유의 아날로그 질감 속에서 어쿠스틱 기타와 스틸 기타의 현 울림이 전하는 깊은 공간감을 음미해 보시길 권합니다.</w:t>
+      </w:r>
+    </w:p>
+    <w:p>
+      <w:pPr>
+        <w:spacing w:line="324" w:lineRule="auto" w:after="80"/>
+      </w:pPr>
+      <w:r>
+        <w:rPr w:rFonts="맑은 고딕">
+          <w:rFonts w:ascii="맑은 고딕" w:hAnsi="맑은 고딕" w:eastAsia="맑은 고딕"/>
+          <w:b w:val="0"/>
+          <w:color w:val="6B7280"/>
+          <w:sz w:val="21"/>
+        </w:rPr>
+        <w:t xml:space="preserve">· </w:t>
+      </w:r>
+      <w:r>
+        <w:rPr w:rFonts="맑은 고딕">
+          <w:rFonts w:ascii="맑은 고딕" w:hAnsi="맑은 고딕" w:eastAsia="맑은 고딕"/>
+          <w:b/>
+          <w:color w:val="1F2937"/>
+          <w:sz w:val="21"/>
+        </w:rPr>
+        <w:t xml:space="preserve">소장 가치: </w:t>
+      </w:r>
+      <w:r>
+        <w:rPr w:rFonts="맑은 고딕">
+          <w:rFonts w:ascii="맑은 고딕" w:hAnsi="맑은 고딕" w:eastAsia="맑은 고딕"/>
+          <w:b w:val="0"/>
+          <w:sz w:val="21"/>
+        </w:rPr>
+        <w:t>전설로 기억되는 두 거장이 가장 눈부시게 빛나던 황금기의 정수를 한 장의 바이닐로 온전히 누릴 수 있다는 점에서 컬렉터들에게 필청이자 필수 소장 음반입니다. 세월이 흘러도 변치 않는 듀엣 하모니의 클래식으로서 서가와 음반장 한구석을 격조 있게 빛내줄 귀한 아날로그 자산입니다.</w:t>
+      </w:r>
+    </w:p>
+    <w:p>
+      <w:pPr>
+        <w:spacing w:line="324" w:lineRule="auto" w:after="120" w:before="160"/>
+      </w:pPr>
+      <w:r>
+        <w:rPr w:rFonts="맑은 고딕">
+          <w:rFonts w:ascii="맑은 고딕" w:hAnsi="맑은 고딕" w:eastAsia="맑은 고딕"/>
+          <w:b/>
+          <w:color w:val="4338CA"/>
+          <w:sz w:val="21"/>
+        </w:rPr>
+        <w:t>이 음반을 통해 아날로그 홈을 타고 흐르는 두 거장의 진솔한 하모니가 가슴 깊은 곳까지 전해주는 감동을 다시 한번 경험해 보시는 것은 어떨까요?</w:t>
       </w:r>
     </w:p>
     <w:sectPr>
       <w:pgSz w:w="12240" w:h="15840"/>
-      <w:pgMar w:top="1440" w:right="1440" w:bottom="1440" w:left="1440" w:header="720" w:footer="720" w:gutter="0"/>
+      <w:pgMar w:top="1152" w:right="1296" w:bottom="1152" w:left="1296" w:header="720" w:footer="720" w:gutter="0"/>
       <w:cols w:space="720"/>
       <w:docGrid w:linePitch="360"/>
     </w:sectPr>

--- a/word_reports/LP_0223_위치_451_Loretta Lynn & Conway 20_.docx
+++ b/word_reports/LP_0223_위치_451_Loretta Lynn & Conway 20_.docx
@@ -32,7 +32,7 @@
     </w:p>
     <w:p>
       <w:pPr>
-        <w:spacing w:line="324" w:lineRule="auto" w:before="80" w:after="160"/>
+        <w:spacing w:line="324" w:lineRule="auto" w:before="80" w:after="120"/>
       </w:pPr>
       <w:r>
         <w:rPr w:rFonts="맑은 고딕">
@@ -42,13 +42,6 @@
           <w:sz w:val="22"/>
         </w:rPr>
         <w:t xml:space="preserve">[음반 소개] </w:t>
-      </w:r>
-      <w:r>
-        <w:rPr w:rFonts="맑은 고딕">
-          <w:rFonts w:ascii="맑은 고딕" w:hAnsi="맑은 고딕" w:eastAsia="맑은 고딕"/>
-          <w:b w:val="0"/>
-          <w:sz w:val="21"/>
-        </w:rPr>
       </w:r>
     </w:p>
     <w:p>
@@ -61,7 +54,33 @@
           <w:b w:val="0"/>
           <w:sz w:val="21"/>
         </w:rPr>
-        <w:t>컨트리 음악의 위대한 여왕 로레타 린과 벨벳 같은 중저음의 거장 콘웨이 트위티가 이룩한 하모니는 20세기 미국 대중음악사가 남긴 가장 찬란한 유산 중 하나입니다. 이 베스트 음반은 두 거장이 서로의 영혼을 교감하며 빚어낸 황금빛 전성기 시절의 듀엣 명곡들을 정갈하게 응축하여 담아내고 있습니다. 흙내음 머금은 진솔한 서사와 삶의 애환을 품은 멜로디는 아날로그 바이닐의 고즈넉한 홈을 타고 오늘날에도 변치 않는 묵직한 울림을 전합니다. 시대를 초월하여 사랑과 인생의 본질을 노래한 이 걸작은 남녀 듀엣 보컬의 가장 이상적인 정점을 유려하게 증명해 보입니다.</w:t>
+        <w:t>컨트리 음악의 찬란한 황금기였던 1970년대, 남녀 듀엣 음악의 정점이자 불멸의 상징으로 군림했던 두 거장 로레타 린(Loretta Lynn)과 콘웨이 트위티(Conway Twitty)의 음악적 정수를 집대성한 걸작 베스트 앨범입니다. 광부의 딸로서 흙냄새 짙은 리얼리즘과 당찬 여성의 목소리를 대변했던 로레타 린, 그리고 로큰롤의 거친 야성미를 품고 감미로운 바리톤으로 컨트리 발라드의 새 지평을 열었던 콘웨이 트위티의 만남은 당대 대중음악계에 그 자체로 거대한 축복이자 하나의 경이로운 사건이었습니다. 본 음반은 각자의 자리에서도 이미 전설이었던 두 예술가가 만나 피워 올린 가장 순수하고도 뜨거운 음악적 교감의 궤적을 고스란히 품고 있습니다.</w:t>
+      </w:r>
+    </w:p>
+    <w:p>
+      <w:pPr>
+        <w:spacing w:line="324" w:lineRule="auto" w:after="120"/>
+      </w:pPr>
+      <w:r>
+        <w:rPr w:rFonts="맑은 고딕">
+          <w:rFonts w:ascii="맑은 고딕" w:hAnsi="맑은 고딕" w:eastAsia="맑은 고딕"/>
+          <w:b w:val="0"/>
+          <w:sz w:val="21"/>
+        </w:rPr>
+        <w:t>이들의 하모니가 당대 대중음악사에 남긴 족적은 실로 독보적입니다. 단순한 이벤트성 협업을 넘어, 두 사람은 서로의 호흡과 감정의 떨림을 완벽히 이해하는 하나의 유기체처럼 노래했습니다. 솔직하고 직설적인 감정 표현 속에 깃든 진한 페이소스, 엇갈리는 남녀의 사랑과 이별, 그리고 삶의 애환을 드라마틱하게 엮어낸 이들의 듀엣 곡들은 당시 고단한 산업화 시대를 살아가던 평범한 대중의 마음을 깊이 위무했습니다. 사랑의 환희부터 돌이킬 수 없는 상처까지, 인간사의 보편적인 감정들을 과장 없이 진실하게 담아낸 이들의 음악적 철학은 유행의 파도를 뛰어넘어 시대를 초월하는 예술적 설득력을 획득했습니다.</w:t>
+      </w:r>
+    </w:p>
+    <w:p>
+      <w:pPr>
+        <w:spacing w:line="324" w:lineRule="auto" w:after="120"/>
+      </w:pPr>
+      <w:r>
+        <w:rPr w:rFonts="맑은 고딕">
+          <w:rFonts w:ascii="맑은 고딕" w:hAnsi="맑은 고딕" w:eastAsia="맑은 고딕"/>
+          <w:b w:val="0"/>
+          <w:sz w:val="21"/>
+        </w:rPr>
+        <w:t>반세기에 가까운 세월이 흐른 지금, 턴테이블 위에서 회전하는 본 음반은 여전히 퇴색되지 않는 묵직한 서정적 감동을 선사합니다. 정교하게 다듬어진 기계적 완벽함 대신, 두 거장이 스튜디오 마이크 앞에서 온몸으로 토해내던 날 것 그대로의 온기와 영혼의 진동이 바이닐의 소리골 속에 살아 숨 쉽니다. 로레타 린의 청아하면서도 처연한 고음과 콘웨이의 깊고 부드러운 중저음이 빚어내는 절묘한 대비와 융합은 왜 이들이 역사상 가장 위대한 듀오로 칭송받는지, 왜 아날로그 사운드가 여전히 우리의 마음을 그토록 격렬하게 뒤흔드는지를 명징하게 증명해 보입니다.</w:t>
       </w:r>
     </w:p>
     <w:p>
@@ -168,7 +187,7 @@
           <w:b w:val="0"/>
           <w:sz w:val="21"/>
         </w:rPr>
-        <w:t>1970년대부터 1980년대 초반까지 컨트리 듀엣의 전설을 써 내려간 콘웨이 트위티와 로레타 린의 대표적 히트 트랙들을 엄선하여 발매된 정통 컴필레이션 바이닐입니다. MCA 레코드의 풍부한 아카이브 속에서 두 거장의 호흡이 가장 완벽했던 순간들을 집대성한 역사적 가치를 지닙니다.</w:t>
+        <w:t>1970년대부터 1980년대 초까지 전미 차트를 뒤흔든 두 거장의 대표적 듀엣 명곡들을 엄선하여 발매된 정통 베스트 컴필레이션 LP입니다. MCA 레코드를 중심으로 발표되었던 기념비적 싱글들의 오리지널 마스터를 바탕으로 기획되어 음악사적 사료 가치를 지닙니다.</w:t>
       </w:r>
     </w:p>
     <w:p>
@@ -199,7 +218,7 @@
           <w:b w:val="0"/>
           <w:sz w:val="21"/>
         </w:rPr>
-        <w:t>수록곡들이 빌보드 핫 컨트리 싱글 차트에서 5연속 1위를 비롯해 수많은 톱 차트를 석권했던 만큼, 발매 당시 미국 전역과 해외 시장에서 플래티넘 및 골드 음반에 준하는 높은 판매고를 기록하며 대중적인 스테디셀러로 군림했습니다.</w:t>
+        <w:t>발매 당시 컨트리 앨범 차트 상위권에 직행하며 골드 및 플래티넘 인증에 준하는 지속적인 스테디셀러를 기록했습니다. 빌보드 컨트리 싱글 차트 1위를 기록한 다수의 메가 히트곡이 포함되어 대중적으로 막강한 상업적 성공을 거두었습니다.</w:t>
       </w:r>
     </w:p>
     <w:p>
@@ -230,7 +249,7 @@
           <w:b w:val="0"/>
           <w:sz w:val="21"/>
         </w:rPr>
-        <w:t>1972년부터 1975년까지 4년 연속 컨트리 음악 협회(CMA) '올해의 보컬 듀오'를 독식하였으며, 그래미 어워드 '최우수 컨트리 보컬 퍼포먼스(듀오/그룹)' 부문을 수상하는 등 음악적 완성도와 상업적 성과를 모두 공인받았습니다.</w:t>
+        <w:t>수록곡들을 통해 컨트리 음악 협회(CMA) 올해의 보컬 듀오상을 4년 연속(1972~1975) 수상하였으며, 그래미 어워드 '최우수 컨트리 보컬 퍼포먼스(듀오/그룹)' 부문을 수상하는 등 음악계의 최고 권위 있는 상들을 휩쓸었습니다.</w:t>
       </w:r>
     </w:p>
     <w:p>
@@ -275,7 +294,7 @@
           <w:b w:val="0"/>
           <w:sz w:val="21"/>
         </w:rPr>
-        <w:t>미국 (United States)</w:t>
+        <w:t>미국 (USA)</w:t>
       </w:r>
     </w:p>
     <w:p>
@@ -306,7 +325,7 @@
           <w:b w:val="0"/>
           <w:sz w:val="21"/>
         </w:rPr>
-        <w:t>로레타 린(1932년 ~ 2022년), 콘웨이 트위티(1933년 ~ 1993년) / 듀오 활동 개시: 1971년</w:t>
+        <w:t>로레타 린(1932~2022) / 콘웨이 트위티(1933~1993) [듀오 결성 및 전성기: 1971~1988]</w:t>
       </w:r>
     </w:p>
     <w:p>
@@ -337,7 +356,7 @@
           <w:b w:val="0"/>
           <w:sz w:val="21"/>
         </w:rPr>
-        <w:t>듀오 (Duo / 보컬 듀엣 프로젝트)</w:t>
+        <w:t>남녀 듀엣 (솔로 거장들의 전설적인 보컬 듀오 프로젝트)</w:t>
       </w:r>
     </w:p>
     <w:p>
@@ -368,7 +387,7 @@
           <w:b w:val="0"/>
           <w:sz w:val="21"/>
         </w:rPr>
-        <w:t>로레타 린의 거칠 것 없는 당당하고 서정적인 가창과 콘웨이 트위티의 부드럽고 호소력 짙은 보이스는 완벽한 음색적 대위법을 형성하며 대중음악계의 독보적인 위치를 점했습니다. 솔로 아티스트로서도 이미 전설이었던 두 사람이 빚어낸 듀엣은 남녀 간의 복잡한 감정선을 가장 진솔하게 그려내며 팝과 컨트리 음악의 경계를 넘어 시대를 위로한 거목으로 남아 있습니다.</w:t>
+        <w:t>로레타 린은 자전적 서사와 당당한 여성성을 담은 곡들로 컨트리 음악의 여왕으로 등극한 독보적 싱어송라이터이며, 콘웨이 트위티는 로큰롤을 거쳐 컨트리 역사상 가장 많은 1위 곡을 보유했던 불세출의 보컬리스트입니다. 두 사람이 결성한 듀오는 상호 보완적인 음색과 압도적인 가창력을 바탕으로 팝과 컨트리를 아우르며 20세기 대중음악사에서 가장 성공적이고 영향력 있는 듀엣의 전형을 완성했습니다.</w:t>
       </w:r>
     </w:p>
     <w:p>
@@ -413,7 +432,7 @@
           <w:b w:val="0"/>
           <w:sz w:val="21"/>
         </w:rPr>
-        <w:t>본 앨범은 솔로 스타 두 명이 결합했을 때 발생할 수 있는 시너지를 극대화하여 팝/컨트리 듀엣의 교과서적인 완성도를 보여준 음반입니다. 상업적 기획을 넘어 두 아티스트의 예술적 교감이 만들어낸 음악적 균형미는 후대 혼성 듀오 아티스트들에게 영원한 나침반 역할을 하고 있습니다.</w:t>
+        <w:t>본 앨범은 1970년대 내슈빌 사운드가 도달한 최고의 서정성과 보컬 하모니의 정점을 보여주는 기록물입니다. 남녀 혼성 보컬의 전형적인 화음 구조를 뛰어넘어, 두 솔로이스트가 지닌 개성을 고스란히 살리면서도 완벽한 정서적 일체감을 이뤄낸 기념비적 명반으로 평가받습니다.</w:t>
       </w:r>
     </w:p>
     <w:p>
@@ -444,7 +463,7 @@
           <w:b w:val="0"/>
           <w:sz w:val="21"/>
         </w:rPr>
-        <w:t>1970년대 급변하는 산업화의 파고 속에서 삶의 무게와 소외를 마주했던 당대 대중들에게 이들의 노래는 안식처이자 따뜻한 온기였습니다. 시골 마을 주크박스에서, 혹은 고된 하루를 마친 가정의 턴테이블 위에서 회전하던 이 멜로디들은 당대 청춘과 중장년층 모두의 가슴을 적신 낭만과 회한의 정서적 기록입니다.</w:t>
+        <w:t>베트남 전쟁과 경제적 격변으로 요동치던 1970년대 미국 사회 속에서, 보통 사람들의 끈끈한 가족애, 낭만적인 사랑, 잃어버린 고향에 대한 향수를 솔직담백하게 대변했습니다. 노동자 계층과 청춘들에게는 고단한 일상을 버텨내는 따스한 도피처이자 공감의 안식처가 되어 주었던 시대의 정서적 사운드트랙입니다.</w:t>
       </w:r>
     </w:p>
     <w:p>
@@ -489,7 +508,7 @@
           <w:b w:val="0"/>
           <w:sz w:val="21"/>
         </w:rPr>
-        <w:t>그래미 수상에 빛나는 'After the Fire Is Gone'은 꺼져가는 사랑의 불씨와 인간적 고뇌를 애절한 하모니로 노래하며 앨범의 품격을 단숨에 끌어올립니다. 또한 컨트리 차트 정상을 차지한 'Lead Me On'과 유쾌하면서도 솔직한 현실 감각이 돋보이는 'Louisiana Woman, Mississippi Man' 등은 두 보컬의 밀고 당기는 절묘한 호흡과 서정적인 멜로디의 정수를 들려줍니다.</w:t>
+        <w:t>그래미 수상에 빛나는 기념비적 명곡 'After the Fire Is Gone'은 꺼져가는 사랑의 불씨와 갈등을 절절한 멜로디로 그려내며, 'Lead Me On'은 깊은 신뢰와 헌신을 노래하는 두 사람의 조화로운 호흡이 돋보입니다. 또한 경쾌한 컨트리 리듬 속에 위트와 진솔함을 담아낸 'Louisiana Woman, Mississippi Man'과 애절한 감정선이 폭발하는 'As Soon as I Hang Up the Phone' 등은 남녀 간의 서사를 한 편의 영화처럼 풀어내는 탁월한 가창의 묘미를 선사합니다.</w:t>
       </w:r>
     </w:p>
     <w:p>
@@ -520,7 +539,7 @@
           <w:b w:val="0"/>
           <w:sz w:val="21"/>
         </w:rPr>
-        <w:t>진공관 앰프의 따스한 배음과 묵직한 카트리지를 통해 재생할 때, 로레타 린의 날카로우면서도 깊은 고음과 콘웨이 트위티의 둥글고 풍성한 바리톤이 마치 눈앞의 무대에서 마주 보고 노래하듯 선명한 입체감으로 되살아납니다. 자연스러운 LP 특유의 아날로그 질감 속에서 어쿠스틱 기타와 스틸 기타의 현 울림이 전하는 깊은 공간감을 음미해 보시길 권합니다.</w:t>
+        <w:t>굵직하고 질감 있는 콘웨이 트위티의 바리톤과 맑고 단단하게 뻗어나가는 로레타 린의 보컬이 턴테이블의 카트리지를 통해 완벽히 분리되면서도 풍성하게 공명합니다. 진공관 앰프 특유의 따스한 배음과 중음역대의 밀도감이 더해질 때, 스튜디오의 어쿠스틱 기타와 페달 스틸 기타의 애수 어린 선율이 한층 더 짙은 아날로그적 향수를 불러일으킵니다.</w:t>
       </w:r>
     </w:p>
     <w:p>
@@ -551,7 +570,7 @@
           <w:b w:val="0"/>
           <w:sz w:val="21"/>
         </w:rPr>
-        <w:t>전설로 기억되는 두 거장이 가장 눈부시게 빛나던 황금기의 정수를 한 장의 바이닐로 온전히 누릴 수 있다는 점에서 컬렉터들에게 필청이자 필수 소장 음반입니다. 세월이 흘러도 변치 않는 듀엣 하모니의 클래식으로서 서가와 음반장 한구석을 격조 있게 빛내줄 귀한 아날로그 자산입니다.</w:t>
+        <w:t>컨트리 음악의 전성기를 이끈 두 명예의 전당 헌액자가 남긴 최정상의 결과물들을 단 한 장의 바이닐로 온전히 소장할 수 있다는 점에서 대체 불가능한 소장 가치를 지닙니다. 정통 미국 루트 음악의 원형과 깊은 온기를 사랑하는 LP 컬렉터라면 반드시 청음실의 중앙에 비치해야 할 필청 음반입니다.</w:t>
       </w:r>
     </w:p>
     <w:p>
@@ -565,7 +584,7 @@
           <w:color w:val="4338CA"/>
           <w:sz w:val="21"/>
         </w:rPr>
-        <w:t>이 음반을 통해 아날로그 홈을 타고 흐르는 두 거장의 진솔한 하모니가 가슴 깊은 곳까지 전해주는 감동을 다시 한번 경험해 보시는 것은 어떨까요?</w:t>
+        <w:t>이 음반을 통해 아날로그 소리골을 타고 흐르는 두 거장의 뜨거운 숨결과 세월이 빚어낸 진솔한 사랑의 노래가 전해주는 감동을 다시 한번 경험해 보시는 것은 어떨까요?</w:t>
       </w:r>
     </w:p>
     <w:sectPr>
